--- a/services-system/resources/views/certificates/templates/indigent_format.docx
+++ b/services-system/resources/views/certificates/templates/indigent_format.docx
@@ -765,7 +765,7 @@
                 <v:stroke joinstyle="miter"/>
                 <v:path gradientshapeok="t" o:connecttype="rect"/>
               </v:shapetype>
-              <v:shape id="WordArt 2" o:spid="_x0000_s1026" type="#_x0000_t202" style="position:absolute;margin-left:0;margin-top:1.6pt;width:256.6pt;height:56.95pt;z-index:251671552;visibility:visible;mso-wrap-style:square;mso-width-percent:0;mso-height-percent:0;mso-wrap-distance-left:9pt;mso-wrap-distance-top:0;mso-wrap-distance-right:9pt;mso-wrap-distance-bottom:0;mso-position-horizontal:center;mso-position-horizontal-relative:page;mso-position-vertical:absolute;mso-position-vertical-relative:text;mso-width-percent:0;mso-height-percent:0;mso-width-relative:page;mso-height-relative:page;v-text-anchor:top" o:gfxdata="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" filled="f" stroked="f">
+              <v:shape id="WordArt 2" o:spid="_x0000_s1026" type="#_x0000_t202" style="position:absolute;margin-left:0;margin-top:1.6pt;width:256.6pt;height:56.95pt;z-index:251671552;visibility:visible;mso-wrap-style:square;mso-width-percent:0;mso-height-percent:0;mso-wrap-distance-left:9pt;mso-wrap-distance-top:0;mso-wrap-distance-right:9pt;mso-wrap-distance-bottom:0;mso-position-horizontal:center;mso-position-horizontal-relative:page;mso-position-vertical:absolute;mso-position-vertical-relative:text;mso-width-percent:0;mso-height-percent:0;mso-width-relative:page;mso-height-relative:page;v-text-anchor:top" o:gfxdata="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" filled="f" stroked="f">
                 <o:lock v:ext="edit" shapetype="t"/>
                 <v:textbox>
                   <w:txbxContent>
@@ -923,7 +923,7 @@
           </mc:Choice>
           <mc:Fallback>
             <w:pict>
-              <v:shape w14:anchorId="12D994C3" id="_x0000_s1027" type="#_x0000_t202" style="position:absolute;margin-left:224.85pt;margin-top:7.4pt;width:162.3pt;height:38.55pt;z-index:251680768;visibility:visible;mso-wrap-style:square;mso-width-percent:0;mso-height-percent:0;mso-wrap-distance-left:9pt;mso-wrap-distance-top:0;mso-wrap-distance-right:9pt;mso-wrap-distance-bottom:0;mso-position-horizontal:absolute;mso-position-horizontal-relative:page;mso-position-vertical:absolute;mso-position-vertical-relative:text;mso-width-percent:0;mso-height-percent:0;mso-width-relative:page;mso-height-relative:page;v-text-anchor:top" o:gfxdata="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" filled="f" stroked="f">
+              <v:shape w14:anchorId="12D994C3" id="_x0000_s1027" type="#_x0000_t202" style="position:absolute;margin-left:224.85pt;margin-top:7.4pt;width:162.3pt;height:38.55pt;z-index:251680768;visibility:visible;mso-wrap-style:square;mso-width-percent:0;mso-height-percent:0;mso-wrap-distance-left:9pt;mso-wrap-distance-top:0;mso-wrap-distance-right:9pt;mso-wrap-distance-bottom:0;mso-position-horizontal:absolute;mso-position-horizontal-relative:page;mso-position-vertical:absolute;mso-position-vertical-relative:text;mso-width-percent:0;mso-height-percent:0;mso-width-relative:page;mso-height-relative:page;v-text-anchor:top" o:gfxdata="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" filled="f" stroked="f">
                 <o:lock v:ext="edit" shapetype="t"/>
                 <v:textbox>
                   <w:txbxContent>
@@ -1086,6 +1086,8 @@
       <w:r>
         <w:rPr>
           <w:rFonts w:ascii="Century Gothic" w:hAnsi="Century Gothic"/>
+          <w:b/>
+          <w:bCs/>
           <w:color w:val="000000" w:themeColor="text1"/>
         </w:rPr>
         <w:t>${</w:t>
@@ -1094,6 +1096,8 @@
       <w:r>
         <w:rPr>
           <w:rFonts w:ascii="Century Gothic" w:hAnsi="Century Gothic"/>
+          <w:b/>
+          <w:bCs/>
           <w:color w:val="000000" w:themeColor="text1"/>
         </w:rPr>
         <w:t>fullname</w:t>
@@ -1102,76 +1106,79 @@
       <w:r>
         <w:rPr>
           <w:rFonts w:ascii="Century Gothic" w:hAnsi="Century Gothic"/>
+          <w:b/>
+          <w:bCs/>
           <w:color w:val="000000" w:themeColor="text1"/>
         </w:rPr>
+        <w:t>}, ${age}</w:t>
+      </w:r>
+      <w:r>
+        <w:rPr>
+          <w:rFonts w:ascii="Century Gothic" w:hAnsi="Century Gothic"/>
+          <w:color w:val="000000" w:themeColor="text1"/>
+        </w:rPr>
+        <w:t xml:space="preserve"> </w:t>
+      </w:r>
+      <w:r>
+        <w:rPr>
+          <w:rFonts w:ascii="Century Gothic" w:hAnsi="Century Gothic"/>
+          <w:b/>
+          <w:bCs/>
+          <w:color w:val="0D0D0D" w:themeColor="text1" w:themeTint="F2"/>
+        </w:rPr>
+        <w:t>yrs. old</w:t>
+      </w:r>
+      <w:r>
+        <w:rPr>
+          <w:rFonts w:ascii="Century Gothic" w:hAnsi="Century Gothic"/>
+          <w:color w:val="0D0D0D" w:themeColor="text1" w:themeTint="F2"/>
+        </w:rPr>
+        <w:t xml:space="preserve">, a resident of </w:t>
+      </w:r>
+      <w:r>
+        <w:rPr>
+          <w:rFonts w:ascii="Century Gothic" w:hAnsi="Century Gothic"/>
+          <w:b/>
+          <w:bCs/>
+          <w:color w:val="000000" w:themeColor="text1"/>
+        </w:rPr>
+        <w:t>${purok</w:t>
+      </w:r>
+      <w:proofErr w:type="gramStart"/>
+      <w:r>
+        <w:rPr>
+          <w:rFonts w:ascii="Century Gothic" w:hAnsi="Century Gothic"/>
+          <w:b/>
+          <w:bCs/>
+          <w:color w:val="000000" w:themeColor="text1"/>
+        </w:rPr>
         <w:t xml:space="preserve">}, </w:t>
       </w:r>
       <w:r>
         <w:rPr>
           <w:rFonts w:ascii="Century Gothic" w:hAnsi="Century Gothic"/>
-          <w:color w:val="000000" w:themeColor="text1"/>
-        </w:rPr>
-        <w:t>${</w:t>
-      </w:r>
-      <w:proofErr w:type="gramStart"/>
-      <w:r>
-        <w:rPr>
-          <w:rFonts w:ascii="Century Gothic" w:hAnsi="Century Gothic"/>
-          <w:color w:val="000000" w:themeColor="text1"/>
-        </w:rPr>
-        <w:t>age}</w:t>
-      </w:r>
-      <w:r>
-        <w:rPr>
-          <w:rFonts w:ascii="Century Gothic" w:hAnsi="Century Gothic"/>
-          <w:color w:val="000000" w:themeColor="text1"/>
-        </w:rPr>
-        <w:t xml:space="preserve">  </w:t>
-      </w:r>
-      <w:r>
-        <w:rPr>
-          <w:rFonts w:ascii="Century Gothic" w:hAnsi="Century Gothic"/>
-          <w:color w:val="0D0D0D" w:themeColor="text1" w:themeTint="F2"/>
-        </w:rPr>
-        <w:t>yrs.</w:t>
+          <w:b/>
+          <w:bCs/>
+          <w:color w:val="0D0D0D" w:themeColor="text1" w:themeTint="F2"/>
+        </w:rPr>
+        <w:t xml:space="preserve"> Barangay</w:t>
       </w:r>
       <w:proofErr w:type="gramEnd"/>
       <w:r>
         <w:rPr>
           <w:rFonts w:ascii="Century Gothic" w:hAnsi="Century Gothic"/>
-          <w:color w:val="0D0D0D" w:themeColor="text1" w:themeTint="F2"/>
-        </w:rPr>
-        <w:t xml:space="preserve"> old, a resident of </w:t>
-      </w:r>
-      <w:r>
-        <w:rPr>
-          <w:rFonts w:ascii="Century Gothic" w:hAnsi="Century Gothic"/>
-          <w:color w:val="000000" w:themeColor="text1"/>
-        </w:rPr>
-        <w:t>${purok</w:t>
-      </w:r>
-      <w:proofErr w:type="gramStart"/>
-      <w:r>
-        <w:rPr>
-          <w:rFonts w:ascii="Century Gothic" w:hAnsi="Century Gothic"/>
-          <w:color w:val="000000" w:themeColor="text1"/>
-        </w:rPr>
-        <w:t xml:space="preserve">}, </w:t>
-      </w:r>
-      <w:r>
-        <w:rPr>
-          <w:rFonts w:ascii="Century Gothic" w:hAnsi="Century Gothic"/>
-          <w:color w:val="0D0D0D" w:themeColor="text1" w:themeTint="F2"/>
-        </w:rPr>
-        <w:t xml:space="preserve"> Barangay</w:t>
-      </w:r>
-      <w:proofErr w:type="gramEnd"/>
-      <w:r>
-        <w:rPr>
-          <w:rFonts w:ascii="Century Gothic" w:hAnsi="Century Gothic"/>
-          <w:color w:val="0D0D0D" w:themeColor="text1" w:themeTint="F2"/>
-        </w:rPr>
-        <w:t xml:space="preserve"> Sto. Rosario, Magallanes, Agusan del Norte </w:t>
+          <w:b/>
+          <w:bCs/>
+          <w:color w:val="0D0D0D" w:themeColor="text1" w:themeTint="F2"/>
+        </w:rPr>
+        <w:t xml:space="preserve"> Sto. Rosario, Magallanes, Agusan del Norte</w:t>
+      </w:r>
+      <w:r>
+        <w:rPr>
+          <w:rFonts w:ascii="Century Gothic" w:hAnsi="Century Gothic"/>
+          <w:color w:val="0D0D0D" w:themeColor="text1" w:themeTint="F2"/>
+        </w:rPr>
+        <w:t xml:space="preserve"> </w:t>
       </w:r>
       <w:r>
         <w:rPr>
@@ -1219,6 +1226,8 @@
       <w:r>
         <w:rPr>
           <w:rFonts w:ascii="Century Gothic" w:hAnsi="Century Gothic"/>
+          <w:b/>
+          <w:bCs/>
           <w:color w:val="000000" w:themeColor="text1"/>
         </w:rPr>
         <w:t>$</w:t>
@@ -1227,6 +1236,8 @@
       <w:r>
         <w:rPr>
           <w:rFonts w:ascii="Century Gothic" w:hAnsi="Century Gothic"/>
+          <w:b/>
+          <w:bCs/>
           <w:color w:val="000000" w:themeColor="text1"/>
         </w:rPr>
         <w:t>{</w:t>
@@ -1236,6 +1247,8 @@
       <w:r>
         <w:rPr>
           <w:rFonts w:ascii="Century Gothic" w:hAnsi="Century Gothic"/>
+          <w:b/>
+          <w:bCs/>
           <w:color w:val="000000" w:themeColor="text1"/>
         </w:rPr>
         <w:t>fullname</w:t>
@@ -1244,9 +1257,18 @@
       <w:r>
         <w:rPr>
           <w:rFonts w:ascii="Century Gothic" w:hAnsi="Century Gothic"/>
+          <w:b/>
+          <w:bCs/>
           <w:color w:val="000000" w:themeColor="text1"/>
         </w:rPr>
-        <w:t xml:space="preserve">}  </w:t>
+        <w:t>}</w:t>
+      </w:r>
+      <w:r>
+        <w:rPr>
+          <w:rFonts w:ascii="Century Gothic" w:hAnsi="Century Gothic"/>
+          <w:color w:val="000000" w:themeColor="text1"/>
+        </w:rPr>
+        <w:t xml:space="preserve">  </w:t>
       </w:r>
       <w:r>
         <w:rPr>
@@ -1259,30 +1281,11 @@
       <w:r>
         <w:rPr>
           <w:rFonts w:ascii="Century Gothic" w:hAnsi="Century Gothic"/>
-          <w:color w:val="0D0D0D" w:themeColor="text1" w:themeTint="F2"/>
-        </w:rPr>
-        <w:t xml:space="preserve"> </w:t>
-      </w:r>
-      <w:r>
-        <w:rPr>
-          <w:rFonts w:ascii="Century Gothic" w:hAnsi="Century Gothic"/>
-          <w:color w:val="0D0D0D" w:themeColor="text1" w:themeTint="F2"/>
-        </w:rPr>
-        <w:t xml:space="preserve"> ${</w:t>
-      </w:r>
-      <w:r>
-        <w:rPr>
-          <w:rFonts w:ascii="Century Gothic" w:hAnsi="Century Gothic"/>
-          <w:color w:val="0D0D0D" w:themeColor="text1" w:themeTint="F2"/>
-        </w:rPr>
-        <w:t>purpose</w:t>
-      </w:r>
-      <w:r>
-        <w:rPr>
-          <w:rFonts w:ascii="Century Gothic" w:hAnsi="Century Gothic"/>
-          <w:color w:val="0D0D0D" w:themeColor="text1" w:themeTint="F2"/>
-        </w:rPr>
-        <w:t>}.</w:t>
+          <w:b/>
+          <w:bCs/>
+          <w:color w:val="0D0D0D" w:themeColor="text1" w:themeTint="F2"/>
+        </w:rPr>
+        <w:t xml:space="preserve">  ${purpose}.</w:t>
       </w:r>
     </w:p>
     <w:p>
@@ -1318,60 +1321,40 @@
           <w:rFonts w:ascii="Century Gothic" w:hAnsi="Century Gothic"/>
           <w:color w:val="0D0D0D" w:themeColor="text1" w:themeTint="F2"/>
         </w:rPr>
-        <w:t xml:space="preserve"> this </w:t>
-      </w:r>
-      <w:r>
-        <w:rPr>
-          <w:rFonts w:ascii="Century Gothic" w:hAnsi="Century Gothic"/>
-          <w:color w:val="0D0D0D" w:themeColor="text1" w:themeTint="F2"/>
-        </w:rPr>
-        <w:t>$</w:t>
-      </w:r>
-      <w:r>
-        <w:rPr>
-          <w:rFonts w:ascii="Century Gothic" w:hAnsi="Century Gothic"/>
-          <w:color w:val="0D0D0D" w:themeColor="text1" w:themeTint="F2"/>
-        </w:rPr>
-        <w:t>{</w:t>
-      </w:r>
-      <w:r>
-        <w:rPr>
-          <w:rFonts w:ascii="Century Gothic" w:hAnsi="Century Gothic"/>
-          <w:color w:val="0D0D0D" w:themeColor="text1" w:themeTint="F2"/>
-        </w:rPr>
-        <w:t>day</w:t>
-      </w:r>
-      <w:r>
-        <w:rPr>
-          <w:rFonts w:ascii="Century Gothic" w:hAnsi="Century Gothic"/>
-          <w:color w:val="0D0D0D" w:themeColor="text1" w:themeTint="F2"/>
-        </w:rPr>
-        <w:t>}</w:t>
-      </w:r>
-      <w:r>
-        <w:rPr>
-          <w:rFonts w:ascii="Century Gothic" w:hAnsi="Century Gothic"/>
-          <w:color w:val="0D0D0D" w:themeColor="text1" w:themeTint="F2"/>
-        </w:rPr>
         <w:t xml:space="preserve"> </w:t>
       </w:r>
-      <w:r>
-        <w:rPr>
-          <w:rFonts w:ascii="Century Gothic" w:hAnsi="Century Gothic"/>
-          <w:color w:val="0D0D0D" w:themeColor="text1" w:themeTint="F2"/>
-        </w:rPr>
-        <w:t xml:space="preserve">day of </w:t>
-      </w:r>
-      <w:r>
-        <w:rPr>
-          <w:rFonts w:ascii="Century Gothic" w:hAnsi="Century Gothic"/>
-          <w:color w:val="0D0D0D" w:themeColor="text1" w:themeTint="F2"/>
-        </w:rPr>
-        <w:t>$</w:t>
-      </w:r>
-      <w:r>
-        <w:rPr>
-          <w:rFonts w:ascii="Century Gothic" w:hAnsi="Century Gothic"/>
+      <w:proofErr w:type="gramStart"/>
+      <w:r>
+        <w:rPr>
+          <w:rFonts w:ascii="Century Gothic" w:hAnsi="Century Gothic"/>
+          <w:color w:val="0D0D0D" w:themeColor="text1" w:themeTint="F2"/>
+        </w:rPr>
+        <w:t xml:space="preserve">this </w:t>
+      </w:r>
+      <w:r>
+        <w:rPr>
+          <w:rFonts w:ascii="Century Gothic" w:hAnsi="Century Gothic"/>
+          <w:b/>
+          <w:bCs/>
+          <w:color w:val="0D0D0D" w:themeColor="text1" w:themeTint="F2"/>
+        </w:rPr>
+        <w:t>${day}</w:t>
+      </w:r>
+      <w:proofErr w:type="gramEnd"/>
+      <w:r>
+        <w:rPr>
+          <w:rFonts w:ascii="Century Gothic" w:hAnsi="Century Gothic"/>
+          <w:b/>
+          <w:bCs/>
+          <w:color w:val="0D0D0D" w:themeColor="text1" w:themeTint="F2"/>
+        </w:rPr>
+        <w:t xml:space="preserve"> day of $</w:t>
+      </w:r>
+      <w:r>
+        <w:rPr>
+          <w:rFonts w:ascii="Century Gothic" w:hAnsi="Century Gothic"/>
+          <w:b/>
+          <w:bCs/>
           <w:color w:val="0D0D0D" w:themeColor="text1" w:themeTint="F2"/>
           <w:u w:val="single"/>
         </w:rPr>
@@ -1380,9 +1363,18 @@
       <w:r>
         <w:rPr>
           <w:rFonts w:ascii="Century Gothic" w:hAnsi="Century Gothic"/>
-          <w:color w:val="0D0D0D" w:themeColor="text1" w:themeTint="F2"/>
-        </w:rPr>
-        <w:t xml:space="preserve">, ${year} </w:t>
+          <w:b/>
+          <w:bCs/>
+          <w:color w:val="0D0D0D" w:themeColor="text1" w:themeTint="F2"/>
+        </w:rPr>
+        <w:t>, ${year}</w:t>
+      </w:r>
+      <w:r>
+        <w:rPr>
+          <w:rFonts w:ascii="Century Gothic" w:hAnsi="Century Gothic"/>
+          <w:color w:val="0D0D0D" w:themeColor="text1" w:themeTint="F2"/>
+        </w:rPr>
+        <w:t xml:space="preserve"> </w:t>
       </w:r>
       <w:r>
         <w:rPr>
@@ -1396,42 +1388,14 @@
           <w:rFonts w:ascii="Century Gothic" w:hAnsi="Century Gothic"/>
           <w:color w:val="0D0D0D" w:themeColor="text1" w:themeTint="F2"/>
         </w:rPr>
-        <w:t xml:space="preserve">the Office of the Punong Barangay, </w:t>
-      </w:r>
-      <w:r>
-        <w:rPr>
-          <w:rFonts w:ascii="Century Gothic" w:hAnsi="Century Gothic"/>
-          <w:color w:val="0D0D0D" w:themeColor="text1" w:themeTint="F2"/>
-        </w:rPr>
-        <w:t>B</w:t>
-      </w:r>
-      <w:r>
-        <w:rPr>
-          <w:rFonts w:ascii="Century Gothic" w:hAnsi="Century Gothic"/>
-          <w:color w:val="0D0D0D" w:themeColor="text1" w:themeTint="F2"/>
-        </w:rPr>
-        <w:t>arangay</w:t>
-      </w:r>
-      <w:r>
-        <w:rPr>
-          <w:rFonts w:ascii="Century Gothic" w:hAnsi="Century Gothic"/>
-          <w:color w:val="0D0D0D" w:themeColor="text1" w:themeTint="F2"/>
-        </w:rPr>
-        <w:t xml:space="preserve"> Sto.</w:t>
-      </w:r>
-      <w:r>
-        <w:rPr>
-          <w:rFonts w:ascii="Century Gothic" w:hAnsi="Century Gothic"/>
-          <w:color w:val="0D0D0D" w:themeColor="text1" w:themeTint="F2"/>
-        </w:rPr>
-        <w:t xml:space="preserve"> </w:t>
-      </w:r>
-      <w:r>
-        <w:rPr>
-          <w:rFonts w:ascii="Century Gothic" w:hAnsi="Century Gothic"/>
-          <w:color w:val="0D0D0D" w:themeColor="text1" w:themeTint="F2"/>
-        </w:rPr>
-        <w:t>Rosario, Magallanes, Agusan del Norte.</w:t>
+        <w:t xml:space="preserve">the Office of the </w:t>
+      </w:r>
+      <w:r>
+        <w:rPr>
+          <w:rFonts w:ascii="Century Gothic" w:hAnsi="Century Gothic"/>
+          <w:color w:val="0D0D0D" w:themeColor="text1" w:themeTint="F2"/>
+        </w:rPr>
+        <w:t>Punong Barangay, Barangay Sto. Rosario, Magallanes, Agusan del Norte.</w:t>
       </w:r>
     </w:p>
     <w:p>
@@ -1450,7 +1414,7 @@
           <w:noProof/>
         </w:rPr>
         <w:drawing>
-          <wp:anchor distT="0" distB="0" distL="114300" distR="114300" simplePos="0" relativeHeight="251681792" behindDoc="1" locked="0" layoutInCell="1" allowOverlap="1" wp14:anchorId="47A34906" wp14:editId="3A1552CB">
+          <wp:anchor distT="0" distB="0" distL="114300" distR="114300" simplePos="0" relativeHeight="251681792" behindDoc="1" locked="0" layoutInCell="1" allowOverlap="1" wp14:anchorId="47A34906" wp14:editId="37106069">
             <wp:simplePos x="0" y="0"/>
             <wp:positionH relativeFrom="column">
               <wp:posOffset>3778250</wp:posOffset>
